--- a/rus/docx/01.content.docx
+++ b/rus/docx/01.content.docx
@@ -11,6 +11,15 @@
         <w:pStyle w:val="Heading2"/>
       </w:pPr>
       <w:r>
+        <w:t>Resource: Заметки к учебнику (Тиндейл)</w:t>
+      </w:r>
+      <w:r/>
+    </w:p>
+    <w:p>
+      <w:pPr>
+        <w:pStyle w:val="Heading2"/>
+      </w:pPr>
+      <w:r>
         <w:t>License Information</w:t>
       </w:r>
       <w:r/>
@@ -21,7 +30,7 @@
         <w:rPr>
           <w:b/>
         </w:rPr>
-        <w:t>Study Notes (Tyndale)</w:t>
+        <w:t>Заметки к учебнику (Тиндейл)</w:t>
       </w:r>
       <w:r>
         <w:t xml:space="preserve"> (Russian) is based on</w:t>
@@ -74,7 +83,7 @@
         <w:pStyle w:val="Heading1"/>
       </w:pPr>
       <w:r>
-        <w:t>Study Notes (Tyndale)</w:t>
+        <w:t>Заметки к учебнику (Тиндейл)</w:t>
       </w:r>
     </w:p>
     <w:p>
@@ -83,6 +92,51 @@
           <w:headerReference w:type="even" r:id="rId8"/>
           <w:headerReference w:type="default" r:id="rId9"/>
           <w:footerReference w:type="default" r:id="rId10"/>
+          <w:footnotePr>
+            <w:numRestart w:val="eachSect"/>
+          </w:footnotePr>
+          <w:type w:val="continuous"/>
+          <w:pgSz w:w="12240" w:h="15840" w:code="1"/>
+          <w:pgMar w:top="1440" w:right="1440" w:bottom="1440" w:left="1440" w:header="504" w:footer="504" w:gutter="0"/>
+          <w:cols w:space="708"/>
+          <w:titlePg/>
+          <w:docGrid w:linePitch="360"/>
+        </w:sectPr>
+      </w:pPr>
+    </w:p>
+    <w:p>
+      <w:r/>
+    </w:p>
+    <w:p>
+      <w:pPr>
+        <w:pStyle w:val="Heading2"/>
+      </w:pPr>
+      <w:r>
+        <w:t>GEN</w:t>
+      </w:r>
+      <w:r/>
+    </w:p>
+    <w:p>
+      <w:r/>
+      <w:r>
+        <w:rPr>
+          <w:i/>
+        </w:rPr>
+        <w:t>Бытие 1:1, Бытие 1:1–2:3, Бытие 1:2, Бытие 1:3, Бытие 1:3–13, Бытие 1:4, Бытие 1:5, Бытие 1:6–8, Бытие 1:9–10, Бытие 1:14, Бытие 1:14–31, Бытие 1:16, Бытие 1:21, Бытие 1:22, Бытие 1:26, Бытие 1:27, Бытие 1:28, Бытие 1:29–30, Бытие 1:31, Бытие 2:1–3, Бытие 2:3, Бытие 2:4, Бытие 2:4–25, Бытие 2:5, Бытие 2:6, Бытие 2:7, Бытие 2:8, Бытие 2:8–14, Бытие 2:9, Бытие 2:10, Бытие 2:10–14, Бытие 2:11, Бытие 2:12, Бытие 2:13, Бытие 2:14, Бытие 2:15, Бытие 2:17, Бытие 2:18, Бытие 2:18–23, Бытие 2:19–20, Бытие 2:23, Бытие 2:24, Бытие 2:25, Бытие 3:1, Бытие 3:1–24, Бытие 3:2–3, Бытие 3:4–5, Бытие 3:6, Бытие 3:7, Бытие 3:8, Бытие 3:9–10, Бытие 3:12, Бытие 3:13, Бытие 3:14, Бытие 3:14–19, Бытие 3:15, Бытие 3:16, Бытие 3:17–19, Бытие 3:20, Бытие 3:20–24, Бытие 3:21, Бытие 3:22, Бытие 3:23, Бытие 3:24, Бытие 4:1, Бытие 4:2, Бытие 4:3, Бытие 4:4–5, Бытие 4:7, Бытие 4:8, Бытие 4:9, Бытие 4:10, Бытие 4:11–12, Бытие 4:13–14, Бытие 4:15, Бытие 4:16, Бытие 4:17, Бытие 4:17–5:32, Бытие 4:18, Бытие 4:19, Бытие 4:20–22, Бытие 4:23–24, Бытие 4:25, Бытие 4:25–5:32, Бытие 4:26, Бытие 5:1, Бытие 5:1–2, Бытие 5:1–32, Бытие 5:2, Бытие 5:3, Бытие 5:5, Бытие 5:6, Бытие 5:22, Бытие 5:24, Бытие 5:27, Бытие 5:28–29, Бытие 6:1–2, Бытие 6:1–8, Бытие 6:3, Бытие 6:4, Бытие 6:5, Бытие 6:6, Бытие 6:7, Бытие 6:8, Бытие 6:9, Бытие 6:11–13, Бытие 6:14, Бытие 6:15, Бытие 6:16, Бытие 6:17, Бытие 6:18, Бытие 6:19–20, Бытие 7:2, Бытие 7:4, Бытие 7:6, Бытие 7:8, Бытие 7:11–12, Бытие 7:16, Бытие 7:17, Бытие 7:22, Бытие 8:1, Бытие 8:2, Бытие 8:4, Бытие 8:5, Бытие 8:7, Бытие 8:11, Бытие 8:13, Бытие 8:14, Бытие 8:17, Бытие 8:20, Бытие 8:21, Бытие 8:22, Бытие 9:1, Бытие 9:1–7, Бытие 9:2–3, Бытие 9:4, Бытие 9:5–6, Бытие 9:6, Бытие 9:7, Бытие 9:8–17, Бытие 9:9–10, Бытие 9:11, Бытие 9:12, Бытие 9:13–16, Бытие 9:18, Бытие 9:20–27, Бытие 9:21, Бытие 9:22, Бытие 9:25, Бытие 9:26, Бытие 9:27, Бытие 10:1, Бытие 10:1–11:9, Бытие 10:2, Бытие 10:2–32, Бытие 10:3, Бытие 10:4, Бытие 10:5, Бытие 10:6, Бытие 10:7, Бытие 10:8–12, Бытие 10:9, Бытие 10:10–12, Бытие 10:13–14, Бытие 10:15–18, Бытие 10:19, Бытие 10:21, Бытие 10:22, Бытие 10:23, Бытие 10:24, Бытие 10:25, Бытие 10:26–29, Бытие 10:26–32, Бытие 10:30, Бытие 11:1, Бытие 11:1–9, Бытие 11:2, Бытие 11:3, Бытие 11:4, Бытие 11:5, Бытие 11:6, Бытие 11:7, Бытие 11:8, Бытие 11:9, Бытие 11:10, Бытие 11:18, Бытие 11:27, Бытие 11:27–32, Бытие 11:27–25:11, Бытие 11:28, Бытие 11:29, Бытие 11:30, Бытие 11:31, Бытие 12:1, Бытие 12:1–3, Бытие 12:1–9, Бытие 12:2, Бытие 12:3, Бытие 12:4, Бытие 12:4–9, Бытие 12:5, Бытие 12:6–7, Бытие 12:7, Бытие 12:8, Бытие 12:8–9, Бытие 12:10, Бытие 12:10–13, Бытие 12:10–20, Бытие 12:13, Бытие 12:14–15, Бытие 12:14–16, Бытие 12:15, Бытие 12:17–19, Бытие 12:20, Бытие 13:1–7, Бытие 13:2, Бытие 13:5–7, Бытие 13:8, Бытие 13:8–13, Бытие 13:10, Бытие 13:11, Бытие 13:11–18, Бытие 13:13, Бытие 13:14–17, Бытие 13:18, Бытие 14:1, Бытие 14:1–2, Бытие 14:1–16, Бытие 14:4, Бытие 14:4–5, Бытие 14:5–8, Бытие 14:8–12, Бытие 14:13, Бытие 14:14, Бытие 14:14–16, Бытие 14:15, Бытие 14:17, Бытие 14:18, Бытие 14:19–20, Бытие 14:21–24, Бытие 14:22, Бытие 15:1, Бытие 15:1–21, Бытие 15:2–3, Бытие 15:4–6, Бытие 15:6, Бытие 15:7–21, Бытие 15:10, Бытие 15:11, Бытие 15:13, Бытие 15:13–16, Бытие 15:16, Бытие 15:17–18, Бытие 15:18–19, Бытие 16:1–3, Бытие 16:1–16, Бытие 16:4–6, Бытие 16:7, Бытие 16:8–12, Бытие 16:10–12, Бытие 16:11, Бытие 16:13, Бытие 16:14–15, Бытие 17:1, Бытие 17:1–27, Бытие 17:4–5, Бытие 17:6, Бытие 17:7–8, Бытие 17:9–14, Бытие 17:14, Бытие 17:15–16, Бытие 17:17–18, Бытие 17:19, Бытие 17:20–21, Бытие 17:23–27, Бытие 18:1–15, Бытие 18:2–8, Бытие 18:3, Бытие 18:9, Бытие 18:10, Бытие 18:13–15, Бытие 18:14, Бытие 18:16–33, Бытие 18:17–19, Бытие 18:20, Бытие 18:20–21, Бытие 18:22–33, Бытие 19:1, Бытие 19:1–14, Бытие 19:1–38, Бытие 19:4–5, Бытие 19:6–9, Бытие 19:9, Бытие 19:14, Бытие 19:15–23, Бытие 19:18–22, Бытие 19:23–25, Бытие 19:26, Бытие 19:29, Бытие 19:30–35, Бытие 19:30–38, Бытие 19:36–38, Бытие 20:1, Бытие 20:1–18, Бытие 20:2, Бытие 20:3, Бытие 20:3–7, Бытие 20:4–5, Бытие 20:6, Бытие 20:7, Бытие 20:8–10, Бытие 20:11–13, Бытие 20:14–16, Бытие 20:17–18, Бытие 21:1–2, Бытие 21:3–4, Бытие 21:5, Бытие 21:6, Бытие 21:6–7, Бытие 21:8–9, Бытие 21:8–21, Бытие 21:10, Бытие 21:11–13, Бытие 21:14–21, Бытие 21:16, Бытие 21:22–23, Бытие 21:22–34, Бытие 21:25, Бытие 21:27–31, Бытие 21:32, Бытие 21:33–34, Бытие 22:1, Бытие 22:1–2, Бытие 22:2, Бытие 22:3, Бытие 22:5, Бытие 22:7–8, Бытие 22:9–19, Бытие 22:11, Бытие 22:12, Бытие 22:13, Бытие 22:14, Бытие 22:15–19, Бытие 22:16, Бытие 22:17, Бытие 22:18–25:11, Бытие 22:20, Бытие 22:20–24, Бытие 22:21, Бытие 22:22–23, Бытие 23:1–2, Бытие 23:1–20, Бытие 23:3–4, Бытие 23:5–6, Бытие 23:7–16, Бытие 23:9, Бытие 23:11, Бытие 23:12–13, Бытие 23:15, Бытие 23:16–20, Бытие 24:1–9, Бытие 24:1–67, Бытие 24:2, Бытие 24:3, Бытие 24:6–8, Бытие 24:10, Бытие 24:10–27, Бытие 24:10–60, Бытие 24:14, Бытие 24:15–22, Бытие 24:22, Бытие 24:23–24, Бытие 24:25, Бытие 24:26, Бытие 24:27, Бытие 24:29–31, Бытие 24:33–48, Бытие 24:48, Бытие 24:50–51, Бытие 24:53, Бытие 24:54–56, Бытие 24:57–58, Бытие 24:60, Бытие 24:62, Бытие 24:67, Бытие 25:1, Бытие 25:1–11, Бытие 25:2–4, Genesis 25:3, Genesis 25:5–6, Бытие 25:7–8, Бытие 25:11, Бытие 25:12–18, Бытие 25:16, Бытие 25:18, Бытие 25:19–20, Бытие 25:19–26, Бытие 25:19–35:29, Бытие 25:21, Бытие 25:22, Бытие 25:23, Бытие 25:24–26, Бытие 25:25, Бытие 25:26, Бытие 25:27, Бытие 25:27–34, Бытие 25:28, Бытие 25:29, Бытие 25:30, Бытие 25:31–33, Бытие 25:33–34, Бытие 26:1, Бытие 26:1–35, Бытие 26:2–5, Бытие 26:6–11, Бытие 26:8, Бытие 26:10–11, Бытие 26:12–13, Бытие 26:14–16, Бытие 26:17–22, Бытие 26:23–25, Бытие 26:26–33, Бытие 26:33, Бытие 26:34–35, Бытие 27:1–4, Бытие 27:1–40, Бытие 27:3–4, Бытие 27:5, Бытие 27:5–17, Бытие 27:11–12, Бытие 27:18–20, Бытие 27:18–29, Бытие 27:20–27, Бытие 27:30–40, Бытие 27:33, Бытие 27:34–35, Бытие 27:36, Бытие 27:37, Бытие 27:39–40, Бытие 27:41–45, Бытие 27:42–33:17, Бытие 27:46, Бытие 28:1–2, Бытие 28:3–5, Бытие 28:6–9, Бытие 28:10–22, Бытие 28:11, Бытие 28:12–13, Бытие 28:12–15, Бытие 28:14, Бытие 28:15, Бытие 28:16–22, Бытие 28:18, Бытие 28:19, Бытие 28:20–22, Бытие 28:22, Бытие 29:1, Бытие 29:1–31:55, Бытие 29:2–12, Бытие 29:10, Бытие 29:11, Бытие 29:14, Бытие 29:14–30, Бытие 29:18, Бытие 29:23–26, Бытие 29:28–30, Бытие 29:30, Бытие 29:31–35, Бытие 29:31–30:24, Бытие 29:32, Бытие 29:33, Бытие 29:34, Бытие 29:35, Бытие 30:1–2, Бытие 30:1–8, Бытие 30:3–4, Бытие 30:5–6, Бытие 30:7–8, Бытие 30:9, Бытие 30:10–13, Бытие 30:14–17, Бытие 30:18, Бытие 30:19–20, Бытие 30:21, Бытие 30:22–24, Бытие 30:25–34, Бытие 30:27, Бытие 30:30–33, Бытие 30:32, GБытие 30:34–36, Бытие 30:37, Genesis 30:37–43, Бытие 30:42, Бытие 30:43, Бытие 31:1–2, Бытие 31:1–21, Бытие 31:3, Бытие 31:4–13, Бытие 31:14–16, Бытие 31:17–21, Бытие 31:19–20, Бытие 31:21, Бытие 31:22–23, Бытие 31:24, Бытие 31:25–30, Бытие 31:32, Бытие 31:33–35, Бытие 31:36–42, Бытие 31:40, Бытие 31:42, Бытие 31:43–44, Бытие 31:45–48, Бытие 31:49, Бытие 31:50–53, Бытие 32:1, Бытие 32:2, Бытие 32:3–5, Бытие 32:7–8, Бытие 32:9–12, Бытие 32:13–21, Бытие 32:22–24, Бытие 32:22–32, Бытие 32:24, Бытие 32:25, Бытие 32:26, Бытие 32:27, Бытие 32:28, Бытие 32:29, Бытие 32:30, Бытие 32:31, Бытие 32:32, Бытие 33:1–2, Бытие 33:1–17, Бытие 33:3–13, Бытие 33:4, Бытие 33:5, Бытие 33:7, Бытие 33:10, Бытие 33:11, Бытие 33:12–15, Бытие 33:16–17, Бытие 33:18–20, Бытие 33:20, Бытие 34:1–2, Бытие 34:1–31, Бытие 34:3–4, Бытие 34:5–7, Бытие 34:8–10, Бытие 34:13–17, Бытие 34:18–24, Бытие 34:25–29, Бытие 34:30, Бытие 35:1–7, Бытие 35:1–29, Бытие 35:2–4, Бытие 35:3, Бытие 35:5, Бытие 35:6–7, Бытие 35:9–15, Бытие 35:11–12, Бытие 35:14–15, Бытие 35:16–20, Бытие 35:18, Бытие 35:19, Бытие 35:20, Бытие 35:22, Бытие 35:23–26, Бытие 35:27–29, Бытие 36:1–8, Бытие 36:1–43, Бытие 36:2, Бытие 36:2–3, Бытие 36:7–8, Бытие 36:9–14, Бытие 36:9–43, Бытие 36:15–19, Бытие 36:20–30, Бытие 36:31, Бытие 36:31–39, Genesis 36:40–43, Бытие 37:1, Бытие 37:2, Бытие 37:2–50:26, Бытие 37:3, Бытие 37:4, Бытие 37:5–11, Бытие 37:7, Бытие 37:8, Бытие 37:9, Бытие 37:10, Бытие 37:11, Бытие 37:12–13, Бытие 37:14–17, Бытие 37:18–20, Бытие 37:21–24, Бытие 37:23, Бытие 37:25–28, Бытие 37:26, Бытие 37:28, Бытие 37:29–30, Бытие 37:31–35, Бытие 37:32, Бытие 37:33, Бытие 37:34–35, Бытие 37:36, Бытие 38:1–30, Бытие 38:7, Бытие 38:7–10, Бытие 38:8, Бытие 38:9–10, Бытие 38:11, Бытие 38:12–13, Бытие 38:14–19, Бытие 38:17, Бытие 38:18, Бытие 38:20–23, Бытие 38:24–26, Бытие 38:26, Бытие 38:27–30, Бытие 38:29–30, Бытие 39:1–23, Бытие 39:1–47:31, Бытие 39:2, Бытие 39:5, Бытие 39:6–10, Бытие 39:14, Бытие 39:19–20, Бытие 39:21–23, Бытие 40:1–4, Бытие 40:1–23, Бытие 40:5–8, Бытие 40:9–19, Бытие 40:14–15, Бытие 40:20–22, Бытие 40:23, Бытие 41:1–4, Бытие 41:1–46, Бытие 41:5–7, Бытие 41:8, Бытие 41:9–13, Бытие 41:14–15, Бытие 41:16, Бытие 41:17–24, Бытие 41:25–32, Бытие 41:32, Бытие 41:33–36, Бытие 41:37–40, Бытие 41:41–46, Бытие 41:42, Бытие 41:43–44, Бытие 41:45, Бытие 41:46, Бытие 41:47–57, Бытие 41:50–52, Бытие 41:53–57, Бытие 42:1–44:34, Бытие 42:1–47:31, Бытие 42:4, Бытие 42:6–7, Бытие 42:8, Бытие 42:9, Бытие 42:11, Бытие 42:15–17, Бытие 42:18–20, Бытие 42:21–23, Бытие 42:22, Бытие 42:24, Бытие 42:25, Бытие 42:25–28, Бытие 42:28, Бытие 42:29–34, Бытие 42:36, Бытие 42:37, Бытие 42:38, Бытие 43:1–7, Бытие 43:8–10, Бытие 43:11–13, Бытие 43:13–14, Бытие 43:16, Бытие 43:18, Бытие 43:19–22, Бытие 43:24, Бытие 43:26, Бытие 43:29, Бытие 43:30, Бытие 43:33, Бытие 43:34, Бытие 44:1–34, Бытие 44:2, Бытие 44:5, Бытие 44:9–10, Бытие 44:11–12, Бытие 44:13, Бытие 44:14, Бытие 44:16, Бытие 44:18–34, Бытие 44:32–34, Бытие 45:1–15, Бытие 45:2, Бытие 45:3, Бытие 45:5–8, Бытие 45:9–13, Бытие 45:10, Бытие 45:14–15, Бытие 45:16–25, Бытие 45:16–47:12, Бытие 45:24, Бытие 45:26–28, Бытие 45:27, Бытие 46:1, Бытие 46:1–4, Бытие 46:2–4, Бытие 46:4, Бытие 46:8–27, Бытие 46:20, Бытие 46:26, Бытие 46:27, Бытие 46:28–34, Бытие 46:29, Бытие 46:30, Бытие 46:34, Бытие 47:1, Бытие 47:1–6, Бытие 47:7–10, Бытие 47:13–26, Бытие 47:21, Бытие 47:27, Бытие 47:29–31, Бытие 47:31, Бытие 48:1–22, Бытие 48:3–4, Бытие 48:5–7, Бытие 48:10, Бытие 48:14, Бытие 48:15–16, Бытие 48:17–19, Бытие 48:22, Бытие 49:1–2, Бытие 49:1–28, Бытие 49:3–4, Бытие 49:5–7, Бытие 49:8–12, Бытие 49:10, Бытие 49:11–12, Бытие 49:13, Бытие 49:14–15, Бытие 49:16–17, Бытие 49:18, Бытие 49:19, Бытие 49:20, Бытие 49:21, Бытие 49:22–26, Бытие 49:24–26, Бытие 49:25, Бытие 49:26, Бытие 49:27, Бытие 49:28, Бытие 49:29–33, Бытие 49:33, Бытие 50:1–6, Бытие 50:2, Бытие 50:3, Бытие 50:4–6, Бытие 50:7–9, Бытие 50:10–13, Бытие 50:15–18, Бытие 50:19–21, Бытие 50:22–23, Бытие 50:23, Бытие 50:24–25, Бытие 50:26</w:t>
+      </w:r>
+      <w:r/>
+    </w:p>
+    <w:p>
+      <w:r/>
+      <w:r>
+        <w:t xml:space="preserve"> </w:t>
+      </w:r>
+      <w:r/>
+      <w:r/>
+    </w:p>
+    <w:p>
+      <w:pPr>
+        <w:sectPr>
           <w:footnotePr>
             <w:numRestart w:val="eachSect"/>
           </w:footnotePr>
